--- a/Documentação Técnica Cientifica.docx
+++ b/Documentação Técnica Cientifica.docx
@@ -939,7 +939,7 @@
           <w:r>
             <w:fldChar w:fldCharType="separate"/>
           </w:r>
-          <w:hyperlink w:anchor="_Toc229841434" w:history="1">
+          <w:hyperlink w:anchor="_Toc229843077" w:history="1">
             <w:r>
               <w:rPr>
                 <w:rStyle w:val="Hyperlink"/>
@@ -969,7 +969,7 @@
                 <w:noProof/>
                 <w:webHidden/>
               </w:rPr>
-              <w:instrText xml:space="preserve"> PAGEREF _Toc229841434 \h </w:instrText>
+              <w:instrText xml:space="preserve"> PAGEREF _Toc229843077 \h </w:instrText>
             </w:r>
             <w:r>
               <w:rPr>
@@ -1012,7 +1012,7 @@
               <w:lang w:eastAsia="pt-BR"/>
             </w:rPr>
           </w:pPr>
-          <w:hyperlink w:anchor="_Toc229841435" w:history="1">
+          <w:hyperlink w:anchor="_Toc229843078" w:history="1">
             <w:r>
               <w:rPr>
                 <w:rStyle w:val="Hyperlink"/>
@@ -1042,80 +1042,7 @@
                 <w:noProof/>
                 <w:webHidden/>
               </w:rPr>
-              <w:instrText xml:space="preserve"> PAGEREF _Toc229841435 \h </w:instrText>
-            </w:r>
-            <w:r>
-              <w:rPr>
-                <w:noProof/>
-                <w:webHidden/>
-              </w:rPr>
-            </w:r>
-            <w:r>
-              <w:rPr>
-                <w:noProof/>
-                <w:webHidden/>
-              </w:rPr>
-              <w:fldChar w:fldCharType="separate"/>
-            </w:r>
-            <w:r>
-              <w:rPr>
-                <w:noProof/>
-                <w:webHidden/>
-              </w:rPr>
-              <w:t>6</w:t>
-            </w:r>
-            <w:r>
-              <w:rPr>
-                <w:noProof/>
-                <w:webHidden/>
-              </w:rPr>
-              <w:fldChar w:fldCharType="end"/>
-            </w:r>
-          </w:hyperlink>
-        </w:p>
-        <w:p>
-          <w:pPr>
-            <w:pStyle w:val="Sumrio1"/>
-            <w:tabs>
-              <w:tab w:val="right" w:leader="dot" w:pos="9061"/>
-            </w:tabs>
-            <w:rPr>
-              <w:rFonts w:eastAsiaTheme="minorEastAsia"/>
-              <w:noProof/>
-              <w:lang w:eastAsia="pt-BR"/>
-            </w:rPr>
-          </w:pPr>
-          <w:hyperlink w:anchor="_Toc229841436" w:history="1">
-            <w:r>
-              <w:rPr>
-                <w:rStyle w:val="Hyperlink"/>
-                <w:rFonts w:ascii="Arial" w:hAnsi="Arial" w:cs="Arial"/>
-                <w:b/>
-                <w:bCs/>
-                <w:noProof/>
-              </w:rPr>
-              <w:t>3. Diagrama de arquitetura</w:t>
-            </w:r>
-            <w:r>
-              <w:rPr>
-                <w:noProof/>
-                <w:webHidden/>
-              </w:rPr>
-              <w:tab/>
-            </w:r>
-            <w:r>
-              <w:rPr>
-                <w:noProof/>
-                <w:webHidden/>
-              </w:rPr>
-              <w:fldChar w:fldCharType="begin"/>
-            </w:r>
-            <w:r>
-              <w:rPr>
-                <w:noProof/>
-                <w:webHidden/>
-              </w:rPr>
-              <w:instrText xml:space="preserve"> PAGEREF _Toc229841436 \h </w:instrText>
+              <w:instrText xml:space="preserve"> PAGEREF _Toc229843078 \h </w:instrText>
             </w:r>
             <w:r>
               <w:rPr>
@@ -1158,7 +1085,7 @@
               <w:lang w:eastAsia="pt-BR"/>
             </w:rPr>
           </w:pPr>
-          <w:hyperlink w:anchor="_Toc229841437" w:history="1">
+          <w:hyperlink w:anchor="_Toc229843079" w:history="1">
             <w:r>
               <w:rPr>
                 <w:rStyle w:val="Hyperlink"/>
@@ -1167,7 +1094,7 @@
                 <w:bCs/>
                 <w:noProof/>
               </w:rPr>
-              <w:t>4. Fluxos de autenticação e dados documentados</w:t>
+              <w:t>3. Diagrama de arquitetura</w:t>
             </w:r>
             <w:r>
               <w:rPr>
@@ -1188,7 +1115,7 @@
                 <w:noProof/>
                 <w:webHidden/>
               </w:rPr>
-              <w:instrText xml:space="preserve"> PAGEREF _Toc229841437 \h </w:instrText>
+              <w:instrText xml:space="preserve"> PAGEREF _Toc229843079 \h </w:instrText>
             </w:r>
             <w:r>
               <w:rPr>
@@ -1208,7 +1135,7 @@
                 <w:noProof/>
                 <w:webHidden/>
               </w:rPr>
-              <w:t>7</w:t>
+              <w:t>6</w:t>
             </w:r>
             <w:r>
               <w:rPr>
@@ -1231,7 +1158,7 @@
               <w:lang w:eastAsia="pt-BR"/>
             </w:rPr>
           </w:pPr>
-          <w:hyperlink w:anchor="_Toc229841438" w:history="1">
+          <w:hyperlink w:anchor="_Toc229843080" w:history="1">
             <w:r>
               <w:rPr>
                 <w:rStyle w:val="Hyperlink"/>
@@ -1240,7 +1167,7 @@
                 <w:bCs/>
                 <w:noProof/>
               </w:rPr>
-              <w:t>5. Gestão de credenciais documentada</w:t>
+              <w:t>4. Fluxos de autenticação e dados documentados</w:t>
             </w:r>
             <w:r>
               <w:rPr>
@@ -1261,7 +1188,7 @@
                 <w:noProof/>
                 <w:webHidden/>
               </w:rPr>
-              <w:instrText xml:space="preserve"> PAGEREF _Toc229841438 \h </w:instrText>
+              <w:instrText xml:space="preserve"> PAGEREF _Toc229843080 \h </w:instrText>
             </w:r>
             <w:r>
               <w:rPr>
@@ -1281,7 +1208,7 @@
                 <w:noProof/>
                 <w:webHidden/>
               </w:rPr>
-              <w:t>8</w:t>
+              <w:t>7</w:t>
             </w:r>
             <w:r>
               <w:rPr>
@@ -1304,7 +1231,7 @@
               <w:lang w:eastAsia="pt-BR"/>
             </w:rPr>
           </w:pPr>
-          <w:hyperlink w:anchor="_Toc229841439" w:history="1">
+          <w:hyperlink w:anchor="_Toc229843081" w:history="1">
             <w:r>
               <w:rPr>
                 <w:rStyle w:val="Hyperlink"/>
@@ -1313,7 +1240,7 @@
                 <w:bCs/>
                 <w:noProof/>
               </w:rPr>
-              <w:t>6. Uso de criptografia documentado</w:t>
+              <w:t>5. Gestão de credenciais documentada</w:t>
             </w:r>
             <w:r>
               <w:rPr>
@@ -1334,7 +1261,7 @@
                 <w:noProof/>
                 <w:webHidden/>
               </w:rPr>
-              <w:instrText xml:space="preserve"> PAGEREF _Toc229841439 \h </w:instrText>
+              <w:instrText xml:space="preserve"> PAGEREF _Toc229843081 \h </w:instrText>
             </w:r>
             <w:r>
               <w:rPr>
@@ -1377,7 +1304,7 @@
               <w:lang w:eastAsia="pt-BR"/>
             </w:rPr>
           </w:pPr>
-          <w:hyperlink w:anchor="_Toc229841440" w:history="1">
+          <w:hyperlink w:anchor="_Toc229843082" w:history="1">
             <w:r>
               <w:rPr>
                 <w:rStyle w:val="Hyperlink"/>
@@ -1386,7 +1313,7 @@
                 <w:bCs/>
                 <w:noProof/>
               </w:rPr>
-              <w:t>7. Identificação dos ativos do sistema</w:t>
+              <w:t>6. Uso de criptografia documentado</w:t>
             </w:r>
             <w:r>
               <w:rPr>
@@ -1407,7 +1334,7 @@
                 <w:noProof/>
                 <w:webHidden/>
               </w:rPr>
-              <w:instrText xml:space="preserve"> PAGEREF _Toc229841440 \h </w:instrText>
+              <w:instrText xml:space="preserve"> PAGEREF _Toc229843082 \h </w:instrText>
             </w:r>
             <w:r>
               <w:rPr>
@@ -1427,7 +1354,7 @@
                 <w:noProof/>
                 <w:webHidden/>
               </w:rPr>
-              <w:t>9</w:t>
+              <w:t>8</w:t>
             </w:r>
             <w:r>
               <w:rPr>
@@ -1450,7 +1377,7 @@
               <w:lang w:eastAsia="pt-BR"/>
             </w:rPr>
           </w:pPr>
-          <w:hyperlink w:anchor="_Toc229841441" w:history="1">
+          <w:hyperlink w:anchor="_Toc229843083" w:history="1">
             <w:r>
               <w:rPr>
                 <w:rStyle w:val="Hyperlink"/>
@@ -1459,7 +1386,7 @@
                 <w:bCs/>
                 <w:noProof/>
               </w:rPr>
-              <w:t>8. Identificação de ameaças e vulnerabilidades</w:t>
+              <w:t>7. Identificação dos ativos do sistema</w:t>
             </w:r>
             <w:r>
               <w:rPr>
@@ -1480,7 +1407,7 @@
                 <w:noProof/>
                 <w:webHidden/>
               </w:rPr>
-              <w:instrText xml:space="preserve"> PAGEREF _Toc229841441 \h </w:instrText>
+              <w:instrText xml:space="preserve"> PAGEREF _Toc229843083 \h </w:instrText>
             </w:r>
             <w:r>
               <w:rPr>
@@ -1523,7 +1450,7 @@
               <w:lang w:eastAsia="pt-BR"/>
             </w:rPr>
           </w:pPr>
-          <w:hyperlink w:anchor="_Toc229841442" w:history="1">
+          <w:hyperlink w:anchor="_Toc229843084" w:history="1">
             <w:r>
               <w:rPr>
                 <w:rStyle w:val="Hyperlink"/>
@@ -1532,7 +1459,7 @@
                 <w:bCs/>
                 <w:noProof/>
               </w:rPr>
-              <w:t>9. Associação risco × contramedida</w:t>
+              <w:t>8. Identificação de ameaças e vulnerabilidades</w:t>
             </w:r>
             <w:r>
               <w:rPr>
@@ -1553,7 +1480,7 @@
                 <w:noProof/>
                 <w:webHidden/>
               </w:rPr>
-              <w:instrText xml:space="preserve"> PAGEREF _Toc229841442 \h </w:instrText>
+              <w:instrText xml:space="preserve"> PAGEREF _Toc229843084 \h </w:instrText>
             </w:r>
             <w:r>
               <w:rPr>
@@ -1573,7 +1500,7 @@
                 <w:noProof/>
                 <w:webHidden/>
               </w:rPr>
-              <w:t>10</w:t>
+              <w:t>9</w:t>
             </w:r>
             <w:r>
               <w:rPr>
@@ -1596,7 +1523,7 @@
               <w:lang w:eastAsia="pt-BR"/>
             </w:rPr>
           </w:pPr>
-          <w:hyperlink w:anchor="_Toc229841443" w:history="1">
+          <w:hyperlink w:anchor="_Toc229843085" w:history="1">
             <w:r>
               <w:rPr>
                 <w:rStyle w:val="Hyperlink"/>
@@ -1605,7 +1532,7 @@
                 <w:bCs/>
                 <w:noProof/>
               </w:rPr>
-              <w:t>10. Testes de segurança realizados</w:t>
+              <w:t>9. Associação risco × contramedida</w:t>
             </w:r>
             <w:r>
               <w:rPr>
@@ -1626,7 +1553,7 @@
                 <w:noProof/>
                 <w:webHidden/>
               </w:rPr>
-              <w:instrText xml:space="preserve"> PAGEREF _Toc229841443 \h </w:instrText>
+              <w:instrText xml:space="preserve"> PAGEREF _Toc229843085 \h </w:instrText>
             </w:r>
             <w:r>
               <w:rPr>
@@ -1669,7 +1596,7 @@
               <w:lang w:eastAsia="pt-BR"/>
             </w:rPr>
           </w:pPr>
-          <w:hyperlink w:anchor="_Toc229841444" w:history="1">
+          <w:hyperlink w:anchor="_Toc229843086" w:history="1">
             <w:r>
               <w:rPr>
                 <w:rStyle w:val="Hyperlink"/>
@@ -1678,7 +1605,7 @@
                 <w:bCs/>
                 <w:noProof/>
               </w:rPr>
-              <w:t>11. Resultados dos testes documentados</w:t>
+              <w:t>10. Testes de segurança realizados</w:t>
             </w:r>
             <w:r>
               <w:rPr>
@@ -1699,7 +1626,7 @@
                 <w:noProof/>
                 <w:webHidden/>
               </w:rPr>
-              <w:instrText xml:space="preserve"> PAGEREF _Toc229841444 \h </w:instrText>
+              <w:instrText xml:space="preserve"> PAGEREF _Toc229843086 \h </w:instrText>
             </w:r>
             <w:r>
               <w:rPr>
@@ -1719,7 +1646,7 @@
                 <w:noProof/>
                 <w:webHidden/>
               </w:rPr>
-              <w:t>11</w:t>
+              <w:t>10</w:t>
             </w:r>
             <w:r>
               <w:rPr>
@@ -1742,7 +1669,7 @@
               <w:lang w:eastAsia="pt-BR"/>
             </w:rPr>
           </w:pPr>
-          <w:hyperlink w:anchor="_Toc229841445" w:history="1">
+          <w:hyperlink w:anchor="_Toc229843087" w:history="1">
             <w:r>
               <w:rPr>
                 <w:rStyle w:val="Hyperlink"/>
@@ -1751,7 +1678,7 @@
                 <w:bCs/>
                 <w:noProof/>
               </w:rPr>
-              <w:t>12. Uso de artigos científicos e/ou normas técnicas</w:t>
+              <w:t>11. Resultados dos testes documentados</w:t>
             </w:r>
             <w:r>
               <w:rPr>
@@ -1772,7 +1699,7 @@
                 <w:noProof/>
                 <w:webHidden/>
               </w:rPr>
-              <w:instrText xml:space="preserve"> PAGEREF _Toc229841445 \h </w:instrText>
+              <w:instrText xml:space="preserve"> PAGEREF _Toc229843087 \h </w:instrText>
             </w:r>
             <w:r>
               <w:rPr>
@@ -1815,7 +1742,7 @@
               <w:lang w:eastAsia="pt-BR"/>
             </w:rPr>
           </w:pPr>
-          <w:hyperlink w:anchor="_Toc229841446" w:history="1">
+          <w:hyperlink w:anchor="_Toc229843088" w:history="1">
             <w:r>
               <w:rPr>
                 <w:rStyle w:val="Hyperlink"/>
@@ -1824,7 +1751,7 @@
                 <w:bCs/>
                 <w:noProof/>
               </w:rPr>
-              <w:t>13. CONCLUSÃO</w:t>
+              <w:t>12. Uso de artigos científicos e/ou normas técnicas</w:t>
             </w:r>
             <w:r>
               <w:rPr>
@@ -1845,7 +1772,7 @@
                 <w:noProof/>
                 <w:webHidden/>
               </w:rPr>
-              <w:instrText xml:space="preserve"> PAGEREF _Toc229841446 \h </w:instrText>
+              <w:instrText xml:space="preserve"> PAGEREF _Toc229843088 \h </w:instrText>
             </w:r>
             <w:r>
               <w:rPr>
@@ -1865,7 +1792,7 @@
                 <w:noProof/>
                 <w:webHidden/>
               </w:rPr>
-              <w:t>12</w:t>
+              <w:t>11</w:t>
             </w:r>
             <w:r>
               <w:rPr>
@@ -1888,7 +1815,7 @@
               <w:lang w:eastAsia="pt-BR"/>
             </w:rPr>
           </w:pPr>
-          <w:hyperlink w:anchor="_Toc229841447" w:history="1">
+          <w:hyperlink w:anchor="_Toc229843089" w:history="1">
             <w:r>
               <w:rPr>
                 <w:rStyle w:val="Hyperlink"/>
@@ -1897,6 +1824,79 @@
                 <w:bCs/>
                 <w:noProof/>
               </w:rPr>
+              <w:t>13. CONCLUSÃO</w:t>
+            </w:r>
+            <w:r>
+              <w:rPr>
+                <w:noProof/>
+                <w:webHidden/>
+              </w:rPr>
+              <w:tab/>
+            </w:r>
+            <w:r>
+              <w:rPr>
+                <w:noProof/>
+                <w:webHidden/>
+              </w:rPr>
+              <w:fldChar w:fldCharType="begin"/>
+            </w:r>
+            <w:r>
+              <w:rPr>
+                <w:noProof/>
+                <w:webHidden/>
+              </w:rPr>
+              <w:instrText xml:space="preserve"> PAGEREF _Toc229843089 \h </w:instrText>
+            </w:r>
+            <w:r>
+              <w:rPr>
+                <w:noProof/>
+                <w:webHidden/>
+              </w:rPr>
+            </w:r>
+            <w:r>
+              <w:rPr>
+                <w:noProof/>
+                <w:webHidden/>
+              </w:rPr>
+              <w:fldChar w:fldCharType="separate"/>
+            </w:r>
+            <w:r>
+              <w:rPr>
+                <w:noProof/>
+                <w:webHidden/>
+              </w:rPr>
+              <w:t>12</w:t>
+            </w:r>
+            <w:r>
+              <w:rPr>
+                <w:noProof/>
+                <w:webHidden/>
+              </w:rPr>
+              <w:fldChar w:fldCharType="end"/>
+            </w:r>
+          </w:hyperlink>
+        </w:p>
+        <w:p>
+          <w:pPr>
+            <w:pStyle w:val="Sumrio2"/>
+            <w:tabs>
+              <w:tab w:val="right" w:leader="dot" w:pos="9061"/>
+            </w:tabs>
+            <w:rPr>
+              <w:rFonts w:eastAsiaTheme="minorEastAsia"/>
+              <w:noProof/>
+              <w:lang w:eastAsia="pt-BR"/>
+            </w:rPr>
+          </w:pPr>
+          <w:hyperlink w:anchor="_Toc229843090" w:history="1">
+            <w:r>
+              <w:rPr>
+                <w:rStyle w:val="Hyperlink"/>
+                <w:rFonts w:ascii="Arial" w:hAnsi="Arial" w:cs="Arial"/>
+                <w:b/>
+                <w:bCs/>
+                <w:noProof/>
+              </w:rPr>
               <w:t>14. REFERÊNCIAS</w:t>
             </w:r>
             <w:r>
@@ -1918,7 +1918,7 @@
                 <w:noProof/>
                 <w:webHidden/>
               </w:rPr>
-              <w:instrText xml:space="preserve"> PAGEREF _Toc229841447 \h </w:instrText>
+              <w:instrText xml:space="preserve"> PAGEREF _Toc229843090 \h </w:instrText>
             </w:r>
             <w:r>
               <w:rPr>
@@ -2042,7 +2042,7 @@
           <w:szCs w:val="24"/>
         </w:rPr>
       </w:pPr>
-      <w:bookmarkStart w:id="0" w:name="_Toc229841434"/>
+      <w:bookmarkStart w:id="0" w:name="_Toc229843077"/>
       <w:r>
         <w:rPr>
           <w:rFonts w:ascii="Arial" w:hAnsi="Arial" w:cs="Arial"/>
@@ -2201,7 +2201,7 @@
           <w:rFonts w:ascii="Arial" w:hAnsi="Arial" w:cs="Arial"/>
         </w:rPr>
       </w:pPr>
-      <w:bookmarkStart w:id="1" w:name="_Toc229841435"/>
+      <w:bookmarkStart w:id="1" w:name="_Toc229843078"/>
       <w:r>
         <w:rPr>
           <w:rFonts w:ascii="Arial" w:hAnsi="Arial" w:cs="Arial"/>
@@ -2421,24 +2421,24 @@
     </w:p>
     <w:p>
       <w:pPr>
-        <w:pStyle w:val="Ttulo1"/>
+        <w:pStyle w:val="Ttulo2"/>
         <w:jc w:val="center"/>
         <w:rPr>
           <w:rFonts w:ascii="Arial" w:hAnsi="Arial" w:cs="Arial"/>
           <w:b/>
           <w:bCs/>
-          <w:color w:val="000000" w:themeColor="text1"/>
+          <w:color w:val="auto"/>
           <w:sz w:val="24"/>
           <w:szCs w:val="24"/>
         </w:rPr>
       </w:pPr>
-      <w:bookmarkStart w:id="2" w:name="_Toc229841436"/>
-      <w:r>
-        <w:rPr>
-          <w:rFonts w:ascii="Arial" w:hAnsi="Arial" w:cs="Arial"/>
-          <w:b/>
-          <w:bCs/>
-          <w:color w:val="000000" w:themeColor="text1"/>
+      <w:bookmarkStart w:id="2" w:name="_Toc229843079"/>
+      <w:r>
+        <w:rPr>
+          <w:rFonts w:ascii="Arial" w:hAnsi="Arial" w:cs="Arial"/>
+          <w:b/>
+          <w:bCs/>
+          <w:color w:val="auto"/>
           <w:sz w:val="24"/>
           <w:szCs w:val="24"/>
         </w:rPr>
@@ -2449,7 +2449,7 @@
           <w:rFonts w:ascii="Arial" w:hAnsi="Arial" w:cs="Arial"/>
           <w:b/>
           <w:bCs/>
-          <w:color w:val="000000" w:themeColor="text1"/>
+          <w:color w:val="auto"/>
           <w:sz w:val="24"/>
           <w:szCs w:val="24"/>
         </w:rPr>
@@ -2460,7 +2460,7 @@
           <w:rFonts w:ascii="Arial" w:hAnsi="Arial" w:cs="Arial"/>
           <w:b/>
           <w:bCs/>
-          <w:color w:val="000000" w:themeColor="text1"/>
+          <w:color w:val="auto"/>
           <w:sz w:val="24"/>
           <w:szCs w:val="24"/>
         </w:rPr>
@@ -2470,111 +2470,69 @@
     </w:p>
     <w:p>
       <w:pPr>
-        <w:rPr>
-          <w:rFonts w:ascii="Arial" w:hAnsi="Arial" w:cs="Arial"/>
-          <w:b/>
-          <w:bCs/>
-        </w:rPr>
-      </w:pPr>
-    </w:p>
-    <w:p>
-      <w:pPr>
-        <w:rPr>
-          <w:rFonts w:ascii="Arial" w:hAnsi="Arial" w:cs="Arial"/>
-          <w:b/>
-          <w:bCs/>
-        </w:rPr>
-      </w:pPr>
-    </w:p>
-    <w:p>
-      <w:pPr>
-        <w:rPr>
-          <w:rFonts w:ascii="Arial" w:hAnsi="Arial" w:cs="Arial"/>
-          <w:b/>
-          <w:bCs/>
-        </w:rPr>
-      </w:pPr>
-    </w:p>
-    <w:p>
-      <w:pPr>
-        <w:rPr>
-          <w:rFonts w:ascii="Arial" w:hAnsi="Arial" w:cs="Arial"/>
-          <w:b/>
-          <w:bCs/>
-        </w:rPr>
-      </w:pPr>
-    </w:p>
-    <w:p>
-      <w:pPr>
-        <w:rPr>
-          <w:rFonts w:ascii="Arial" w:hAnsi="Arial" w:cs="Arial"/>
-          <w:b/>
-          <w:bCs/>
-        </w:rPr>
-      </w:pPr>
-    </w:p>
-    <w:p>
-      <w:pPr>
-        <w:rPr>
-          <w:rFonts w:ascii="Arial" w:hAnsi="Arial" w:cs="Arial"/>
-          <w:b/>
-          <w:bCs/>
-        </w:rPr>
-      </w:pPr>
-    </w:p>
-    <w:p>
-      <w:pPr>
-        <w:rPr>
-          <w:rFonts w:ascii="Arial" w:hAnsi="Arial" w:cs="Arial"/>
-          <w:b/>
-          <w:bCs/>
-        </w:rPr>
-      </w:pPr>
-    </w:p>
-    <w:p>
-      <w:pPr>
-        <w:rPr>
-          <w:rFonts w:ascii="Arial" w:hAnsi="Arial" w:cs="Arial"/>
-          <w:b/>
-          <w:bCs/>
-        </w:rPr>
-      </w:pPr>
-    </w:p>
-    <w:p>
-      <w:pPr>
-        <w:rPr>
-          <w:rFonts w:ascii="Arial" w:hAnsi="Arial" w:cs="Arial"/>
-          <w:b/>
-          <w:bCs/>
-        </w:rPr>
-      </w:pPr>
-    </w:p>
-    <w:p>
-      <w:pPr>
-        <w:rPr>
-          <w:rFonts w:ascii="Arial" w:hAnsi="Arial" w:cs="Arial"/>
-          <w:b/>
-          <w:bCs/>
-        </w:rPr>
-      </w:pPr>
-    </w:p>
-    <w:p>
-      <w:pPr>
-        <w:rPr>
-          <w:rFonts w:ascii="Arial" w:hAnsi="Arial" w:cs="Arial"/>
-          <w:b/>
-          <w:bCs/>
-        </w:rPr>
-      </w:pPr>
-    </w:p>
-    <w:p>
-      <w:pPr>
-        <w:rPr>
-          <w:rFonts w:ascii="Arial" w:hAnsi="Arial" w:cs="Arial"/>
-          <w:b/>
-          <w:bCs/>
-        </w:rPr>
-      </w:pPr>
+        <w:jc w:val="center"/>
+        <w:rPr>
+          <w:rFonts w:ascii="Arial" w:hAnsi="Arial" w:cs="Arial"/>
+          <w:b/>
+          <w:bCs/>
+          <w:color w:val="000000" w:themeColor="text1"/>
+        </w:rPr>
+      </w:pPr>
+      <w:r>
+        <w:rPr>
+          <w:rFonts w:ascii="Arial" w:hAnsi="Arial" w:cs="Arial"/>
+          <w:b/>
+          <w:bCs/>
+        </w:rPr>
+        <w:drawing>
+          <wp:inline distT="0" distB="0" distL="0" distR="0" wp14:anchorId="098951BB" wp14:editId="1E21E9D9">
+            <wp:extent cx="3840480" cy="3907375"/>
+            <wp:effectExtent l="0" t="0" r="7620" b="0"/>
+            <wp:docPr id="925337759" name="Imagem 2"/>
+            <wp:cNvGraphicFramePr>
+              <a:graphicFrameLocks xmlns:a="http://schemas.openxmlformats.org/drawingml/2006/main" noChangeAspect="1"/>
+            </wp:cNvGraphicFramePr>
+            <a:graphic xmlns:a="http://schemas.openxmlformats.org/drawingml/2006/main">
+              <a:graphicData uri="http://schemas.openxmlformats.org/drawingml/2006/picture">
+                <pic:pic xmlns:pic="http://schemas.openxmlformats.org/drawingml/2006/picture">
+                  <pic:nvPicPr>
+                    <pic:cNvPr id="0" name="Picture 6"/>
+                    <pic:cNvPicPr>
+                      <a:picLocks noChangeAspect="1" noChangeArrowheads="1"/>
+                    </pic:cNvPicPr>
+                  </pic:nvPicPr>
+                  <pic:blipFill>
+                    <a:blip r:embed="rId8" cstate="print">
+                      <a:extLst>
+                        <a:ext uri="{28A0092B-C50C-407E-A947-70E740481C1C}">
+                          <a14:useLocalDpi xmlns:a14="http://schemas.microsoft.com/office/drawing/2010/main" val="0"/>
+                        </a:ext>
+                      </a:extLst>
+                    </a:blip>
+                    <a:srcRect/>
+                    <a:stretch>
+                      <a:fillRect/>
+                    </a:stretch>
+                  </pic:blipFill>
+                  <pic:spPr bwMode="auto">
+                    <a:xfrm>
+                      <a:off x="0" y="0"/>
+                      <a:ext cx="3856572" cy="3923747"/>
+                    </a:xfrm>
+                    <a:prstGeom prst="rect">
+                      <a:avLst/>
+                    </a:prstGeom>
+                    <a:noFill/>
+                    <a:ln>
+                      <a:noFill/>
+                    </a:ln>
+                  </pic:spPr>
+                </pic:pic>
+              </a:graphicData>
+            </a:graphic>
+          </wp:inline>
+        </w:drawing>
+      </w:r>
     </w:p>
     <w:p>
       <w:pPr>
@@ -2584,18 +2542,18 @@
           <w:rFonts w:ascii="Arial" w:hAnsi="Arial" w:cs="Arial"/>
           <w:b/>
           <w:bCs/>
-          <w:color w:val="000000" w:themeColor="text1"/>
+          <w:color w:val="auto"/>
           <w:sz w:val="24"/>
           <w:szCs w:val="24"/>
         </w:rPr>
       </w:pPr>
-      <w:bookmarkStart w:id="3" w:name="_Toc229841437"/>
-      <w:r>
-        <w:rPr>
-          <w:rFonts w:ascii="Arial" w:hAnsi="Arial" w:cs="Arial"/>
-          <w:b/>
-          <w:bCs/>
-          <w:color w:val="000000" w:themeColor="text1"/>
+      <w:bookmarkStart w:id="3" w:name="_Toc229843080"/>
+      <w:r>
+        <w:rPr>
+          <w:rFonts w:ascii="Arial" w:hAnsi="Arial" w:cs="Arial"/>
+          <w:b/>
+          <w:bCs/>
+          <w:color w:val="auto"/>
           <w:sz w:val="24"/>
           <w:szCs w:val="24"/>
         </w:rPr>
@@ -2607,7 +2565,7 @@
           <w:rFonts w:ascii="Arial" w:hAnsi="Arial" w:cs="Arial"/>
           <w:b/>
           <w:bCs/>
-          <w:color w:val="000000" w:themeColor="text1"/>
+          <w:color w:val="auto"/>
           <w:sz w:val="24"/>
           <w:szCs w:val="24"/>
         </w:rPr>
@@ -2618,7 +2576,7 @@
           <w:rFonts w:ascii="Arial" w:hAnsi="Arial" w:cs="Arial"/>
           <w:b/>
           <w:bCs/>
-          <w:color w:val="000000" w:themeColor="text1"/>
+          <w:color w:val="auto"/>
           <w:sz w:val="24"/>
           <w:szCs w:val="24"/>
         </w:rPr>
@@ -3072,7 +3030,7 @@
           <w:szCs w:val="24"/>
         </w:rPr>
       </w:pPr>
-      <w:bookmarkStart w:id="4" w:name="_Toc229841438"/>
+      <w:bookmarkStart w:id="4" w:name="_Toc229843081"/>
       <w:r>
         <w:rPr>
           <w:rFonts w:ascii="Arial" w:hAnsi="Arial" w:cs="Arial"/>
@@ -3427,7 +3385,7 @@
           <w:szCs w:val="24"/>
         </w:rPr>
       </w:pPr>
-      <w:bookmarkStart w:id="5" w:name="_Toc229841439"/>
+      <w:bookmarkStart w:id="5" w:name="_Toc229843082"/>
       <w:r>
         <w:rPr>
           <w:rFonts w:ascii="Arial" w:hAnsi="Arial" w:cs="Arial"/>
@@ -3935,7 +3893,7 @@
           <w:szCs w:val="24"/>
         </w:rPr>
       </w:pPr>
-      <w:bookmarkStart w:id="6" w:name="_Toc229841440"/>
+      <w:bookmarkStart w:id="6" w:name="_Toc229843083"/>
       <w:r>
         <w:rPr>
           <w:rFonts w:ascii="Arial" w:hAnsi="Arial" w:cs="Arial"/>
@@ -4406,7 +4364,7 @@
           <w:szCs w:val="24"/>
         </w:rPr>
       </w:pPr>
-      <w:bookmarkStart w:id="7" w:name="_Toc229841441"/>
+      <w:bookmarkStart w:id="7" w:name="_Toc229843084"/>
       <w:r>
         <w:rPr>
           <w:rFonts w:ascii="Arial" w:hAnsi="Arial" w:cs="Arial"/>
@@ -4913,7 +4871,7 @@
           <w:szCs w:val="24"/>
         </w:rPr>
       </w:pPr>
-      <w:bookmarkStart w:id="8" w:name="_Toc229841442"/>
+      <w:bookmarkStart w:id="8" w:name="_Toc229843085"/>
       <w:r>
         <w:rPr>
           <w:rFonts w:ascii="Arial" w:hAnsi="Arial" w:cs="Arial"/>
@@ -5348,7 +5306,7 @@
           <w:szCs w:val="24"/>
         </w:rPr>
       </w:pPr>
-      <w:bookmarkStart w:id="9" w:name="_Toc229841443"/>
+      <w:bookmarkStart w:id="9" w:name="_Toc229843086"/>
       <w:r>
         <w:rPr>
           <w:rFonts w:ascii="Arial" w:hAnsi="Arial" w:cs="Arial"/>
@@ -5524,7 +5482,7 @@
           <w:szCs w:val="24"/>
         </w:rPr>
       </w:pPr>
-      <w:bookmarkStart w:id="10" w:name="_Toc229841444"/>
+      <w:bookmarkStart w:id="10" w:name="_Toc229843087"/>
       <w:r>
         <w:rPr>
           <w:rFonts w:ascii="Arial" w:hAnsi="Arial" w:cs="Arial"/>
@@ -5723,7 +5681,7 @@
           <w:szCs w:val="24"/>
         </w:rPr>
       </w:pPr>
-      <w:bookmarkStart w:id="11" w:name="_Toc229841445"/>
+      <w:bookmarkStart w:id="11" w:name="_Toc229843088"/>
       <w:r>
         <w:rPr>
           <w:rFonts w:ascii="Arial" w:hAnsi="Arial" w:cs="Arial"/>
@@ -5873,7 +5831,7 @@
           <w:szCs w:val="24"/>
         </w:rPr>
       </w:pPr>
-      <w:bookmarkStart w:id="12" w:name="_Toc229841446"/>
+      <w:bookmarkStart w:id="12" w:name="_Toc229843089"/>
       <w:r>
         <w:rPr>
           <w:rFonts w:ascii="Arial" w:hAnsi="Arial" w:cs="Arial"/>
@@ -6094,7 +6052,7 @@
           <w:szCs w:val="24"/>
         </w:rPr>
       </w:pPr>
-      <w:bookmarkStart w:id="13" w:name="_Toc229841447"/>
+      <w:bookmarkStart w:id="13" w:name="_Toc229843090"/>
       <w:r>
         <w:rPr>
           <w:rFonts w:ascii="Arial" w:hAnsi="Arial" w:cs="Arial"/>
@@ -6164,7 +6122,7 @@
       <w:r>
         <w:t xml:space="preserve"> Security Risks. Disponível em: </w:t>
       </w:r>
-      <w:hyperlink r:id="rId8" w:history="1">
+      <w:hyperlink r:id="rId9" w:history="1">
         <w:r>
           <w:rPr>
             <w:rStyle w:val="Hyperlink"/>
@@ -6196,7 +6154,7 @@
       <w:r>
         <w:t xml:space="preserve">. Disponível em: </w:t>
       </w:r>
-      <w:hyperlink r:id="rId9" w:history="1">
+      <w:hyperlink r:id="rId10" w:history="1">
         <w:r>
           <w:rPr>
             <w:rStyle w:val="Hyperlink"/>
@@ -6297,7 +6255,7 @@
       <w:r>
         <w:t xml:space="preserve">. Disponível em: </w:t>
       </w:r>
-      <w:hyperlink r:id="rId10" w:history="1">
+      <w:hyperlink r:id="rId11" w:history="1">
         <w:r>
           <w:rPr>
             <w:rStyle w:val="Hyperlink"/>
@@ -6319,7 +6277,7 @@
       </w:pPr>
     </w:p>
     <w:sectPr>
-      <w:footerReference w:type="default" r:id="rId11"/>
+      <w:footerReference w:type="default" r:id="rId12"/>
       <w:pgSz w:w="11906" w:h="16838" w:code="9"/>
       <w:pgMar w:top="1701" w:right="1134" w:bottom="1134" w:left="1701" w:header="708" w:footer="708" w:gutter="0"/>
       <w:cols w:space="708"/>
